--- a/Gabriel/AI Fullstack/GABRIEL POPA.docx
+++ b/Gabriel/AI Fullstack/GABRIEL POPA.docx
@@ -106,61 +106,10 @@
           <w:sz w:val="20"/>
           <w:szCs w:val="28"/>
         </w:rPr>
-        <w:t>, Romania</w:t>
-      </w:r>
-      <w:r>
-        <w:rPr>
-          <w:rStyle w:val="NormalWebChar"/>
-          <w:rFonts w:asciiTheme="majorBidi" w:hAnsiTheme="majorBidi" w:cstheme="majorBidi"/>
-          <w:bCs/>
-          <w:color w:val="000000" w:themeColor="text1"/>
-          <w:sz w:val="20"/>
-          <w:szCs w:val="28"/>
-        </w:rPr>
-        <w:t xml:space="preserve"> | </w:t>
-      </w:r>
-      <w:r>
-        <w:rPr>
-          <w:rStyle w:val="NormalWebChar"/>
-          <w:rFonts w:asciiTheme="majorBidi" w:hAnsiTheme="majorBidi" w:cstheme="majorBidi"/>
-          <w:bCs/>
-          <w:color w:val="000000" w:themeColor="text1"/>
-          <w:sz w:val="20"/>
-          <w:szCs w:val="28"/>
-        </w:rPr>
-        <w:t xml:space="preserve">+40 764309991 | </w:t>
-      </w:r>
-      <w:r>
-        <w:rPr>
-          <w:rFonts w:asciiTheme="majorBidi" w:eastAsia="Times New Roman" w:hAnsiTheme="majorBidi" w:cstheme="majorBidi"/>
-          <w:bCs/>
-          <w:color w:val="000000" w:themeColor="text1"/>
-          <w:szCs w:val="27"/>
-          <w:lang w:eastAsia="en-US"/>
-        </w:rPr>
-        <w:t>popagabriel0523@outlook.com</w:t>
-      </w:r>
-      <w:r>
-        <w:rPr>
-          <w:rFonts w:asciiTheme="majorBidi" w:eastAsia="Times New Roman" w:hAnsiTheme="majorBidi" w:cstheme="majorBidi"/>
-          <w:bCs/>
-          <w:color w:val="000000" w:themeColor="text1"/>
-          <w:szCs w:val="27"/>
-          <w:lang w:eastAsia="en-US"/>
-        </w:rPr>
-        <w:t xml:space="preserve"> | </w:t>
-      </w:r>
-      <w:r>
-        <w:rPr>
-          <w:rStyle w:val="NormalWebChar"/>
-          <w:rFonts w:asciiTheme="majorBidi" w:hAnsiTheme="majorBidi" w:cstheme="majorBidi"/>
-          <w:bCs/>
-          <w:color w:val="000000" w:themeColor="text1"/>
-          <w:sz w:val="20"/>
-          <w:szCs w:val="27"/>
-        </w:rPr>
-        <w:t>https://www.linkedin.com/in/gabriel-popa-89ba643a4/</w:t>
-      </w:r>
+        <w:t>, Romania | +40 764309991 | gabrielpdev@outlook.com | https://www.linkedin.com/in/gabriel-popa-12890b414/</w:t>
+      </w:r>
+      <w:bookmarkStart w:id="0" w:name="_GoBack"/>
+      <w:bookmarkEnd w:id="0"/>
     </w:p>
     <w:p>
       <w:pPr>
@@ -221,25 +170,7 @@
           <w:rFonts w:ascii="Times New Roman" w:hAnsi="Times New Roman" w:cs="Times New Roman"/>
           <w:sz w:val="22"/>
         </w:rPr>
-        <w:t xml:space="preserve">software, </w:t>
-      </w:r>
-      <w:proofErr w:type="spellStart"/>
-      <w:r>
-        <w:rPr>
-          <w:rStyle w:val="Strong"/>
-          <w:rFonts w:ascii="Times New Roman" w:hAnsi="Times New Roman" w:cs="Times New Roman"/>
-          <w:sz w:val="22"/>
-        </w:rPr>
-        <w:t>SaaS</w:t>
-      </w:r>
-      <w:proofErr w:type="spellEnd"/>
-      <w:r>
-        <w:rPr>
-          <w:rStyle w:val="Strong"/>
-          <w:rFonts w:ascii="Times New Roman" w:hAnsi="Times New Roman" w:cs="Times New Roman"/>
-          <w:sz w:val="22"/>
-        </w:rPr>
-        <w:t>, enterprise workflow, and data automation industry</w:t>
+        <w:t>software, SaaS, enterprise workflow, and data automation industry</w:t>
       </w:r>
       <w:r>
         <w:rPr>
@@ -640,27 +571,15 @@
         </w:rPr>
         <w:t xml:space="preserve">, </w:t>
       </w:r>
-      <w:proofErr w:type="spellStart"/>
-      <w:r>
-        <w:rPr>
-          <w:rFonts w:ascii="Times New Roman" w:eastAsia="Times New Roman" w:hAnsi="Times New Roman" w:cs="Times New Roman"/>
-          <w:bCs/>
-          <w:sz w:val="22"/>
-          <w:szCs w:val="24"/>
-          <w:lang w:eastAsia="en-US"/>
-        </w:rPr>
-        <w:t>Redux</w:t>
-      </w:r>
-      <w:proofErr w:type="spellEnd"/>
-      <w:r>
-        <w:rPr>
-          <w:rFonts w:ascii="Times New Roman" w:eastAsia="Times New Roman" w:hAnsi="Times New Roman" w:cs="Times New Roman"/>
-          <w:bCs/>
-          <w:sz w:val="22"/>
-          <w:szCs w:val="24"/>
-          <w:lang w:eastAsia="en-US"/>
-        </w:rPr>
-        <w:t xml:space="preserve"> Toolkit</w:t>
+      <w:r>
+        <w:rPr>
+          <w:rFonts w:ascii="Times New Roman" w:eastAsia="Times New Roman" w:hAnsi="Times New Roman" w:cs="Times New Roman"/>
+          <w:bCs/>
+          <w:sz w:val="22"/>
+          <w:szCs w:val="24"/>
+          <w:lang w:eastAsia="en-US"/>
+        </w:rPr>
+        <w:t>Redux Toolkit</w:t>
       </w:r>
       <w:r>
         <w:rPr>
@@ -908,27 +827,15 @@
         </w:rPr>
         <w:t xml:space="preserve">, </w:t>
       </w:r>
-      <w:proofErr w:type="spellStart"/>
-      <w:r>
-        <w:rPr>
-          <w:rFonts w:ascii="Times New Roman" w:eastAsia="Times New Roman" w:hAnsi="Times New Roman" w:cs="Times New Roman"/>
-          <w:bCs/>
-          <w:sz w:val="22"/>
-          <w:szCs w:val="24"/>
-          <w:lang w:eastAsia="en-US"/>
-        </w:rPr>
-        <w:t>Django</w:t>
-      </w:r>
-      <w:proofErr w:type="spellEnd"/>
-      <w:r>
-        <w:rPr>
-          <w:rFonts w:ascii="Times New Roman" w:eastAsia="Times New Roman" w:hAnsi="Times New Roman" w:cs="Times New Roman"/>
-          <w:bCs/>
-          <w:sz w:val="22"/>
-          <w:szCs w:val="24"/>
-          <w:lang w:eastAsia="en-US"/>
-        </w:rPr>
-        <w:t xml:space="preserve"> 3–4</w:t>
+      <w:r>
+        <w:rPr>
+          <w:rFonts w:ascii="Times New Roman" w:eastAsia="Times New Roman" w:hAnsi="Times New Roman" w:cs="Times New Roman"/>
+          <w:bCs/>
+          <w:sz w:val="22"/>
+          <w:szCs w:val="24"/>
+          <w:lang w:eastAsia="en-US"/>
+        </w:rPr>
+        <w:t>Django 3–4</w:t>
       </w:r>
       <w:r>
         <w:rPr>
@@ -1495,27 +1402,15 @@
         </w:rPr>
         <w:t xml:space="preserve"> </w:t>
       </w:r>
-      <w:proofErr w:type="spellStart"/>
-      <w:r>
-        <w:rPr>
-          <w:rFonts w:ascii="Times New Roman" w:eastAsia="Times New Roman" w:hAnsi="Times New Roman" w:cs="Times New Roman"/>
-          <w:bCs/>
-          <w:sz w:val="22"/>
-          <w:szCs w:val="24"/>
-          <w:lang w:eastAsia="en-US"/>
-        </w:rPr>
-        <w:t>PostgreSQL</w:t>
-      </w:r>
-      <w:proofErr w:type="spellEnd"/>
-      <w:r>
-        <w:rPr>
-          <w:rFonts w:ascii="Times New Roman" w:eastAsia="Times New Roman" w:hAnsi="Times New Roman" w:cs="Times New Roman"/>
-          <w:bCs/>
-          <w:sz w:val="22"/>
-          <w:szCs w:val="24"/>
-          <w:lang w:eastAsia="en-US"/>
-        </w:rPr>
-        <w:t xml:space="preserve"> 12–16</w:t>
+      <w:r>
+        <w:rPr>
+          <w:rFonts w:ascii="Times New Roman" w:eastAsia="Times New Roman" w:hAnsi="Times New Roman" w:cs="Times New Roman"/>
+          <w:bCs/>
+          <w:sz w:val="22"/>
+          <w:szCs w:val="24"/>
+          <w:lang w:eastAsia="en-US"/>
+        </w:rPr>
+        <w:t>PostgreSQL 12–16</w:t>
       </w:r>
       <w:r>
         <w:rPr>
@@ -1545,27 +1440,15 @@
         </w:rPr>
         <w:t xml:space="preserve">, </w:t>
       </w:r>
-      <w:proofErr w:type="spellStart"/>
-      <w:r>
-        <w:rPr>
-          <w:rFonts w:ascii="Times New Roman" w:eastAsia="Times New Roman" w:hAnsi="Times New Roman" w:cs="Times New Roman"/>
-          <w:bCs/>
-          <w:sz w:val="22"/>
-          <w:szCs w:val="24"/>
-          <w:lang w:eastAsia="en-US"/>
-        </w:rPr>
-        <w:t>MongoDB</w:t>
-      </w:r>
-      <w:proofErr w:type="spellEnd"/>
-      <w:r>
-        <w:rPr>
-          <w:rFonts w:ascii="Times New Roman" w:eastAsia="Times New Roman" w:hAnsi="Times New Roman" w:cs="Times New Roman"/>
-          <w:bCs/>
-          <w:sz w:val="22"/>
-          <w:szCs w:val="24"/>
-          <w:lang w:eastAsia="en-US"/>
-        </w:rPr>
-        <w:t xml:space="preserve"> 4–7</w:t>
+      <w:r>
+        <w:rPr>
+          <w:rFonts w:ascii="Times New Roman" w:eastAsia="Times New Roman" w:hAnsi="Times New Roman" w:cs="Times New Roman"/>
+          <w:bCs/>
+          <w:sz w:val="22"/>
+          <w:szCs w:val="24"/>
+          <w:lang w:eastAsia="en-US"/>
+        </w:rPr>
+        <w:t>MongoDB 4–7</w:t>
       </w:r>
       <w:r>
         <w:rPr>
@@ -1682,188 +1565,146 @@
           <w:szCs w:val="24"/>
           <w:lang w:eastAsia="en-US"/>
         </w:rPr>
-        <w:t xml:space="preserve">Cloud &amp; </w:t>
+        <w:t>Cloud &amp; DevOps:</w:t>
+      </w:r>
+      <w:r>
+        <w:rPr>
+          <w:rFonts w:ascii="Times New Roman" w:eastAsia="Times New Roman" w:hAnsi="Times New Roman" w:cs="Times New Roman"/>
+          <w:sz w:val="22"/>
+          <w:szCs w:val="24"/>
+          <w:lang w:eastAsia="en-US"/>
+        </w:rPr>
+        <w:t xml:space="preserve"> </w:t>
+      </w:r>
+      <w:r>
+        <w:rPr>
+          <w:rFonts w:ascii="Times New Roman" w:eastAsia="Times New Roman" w:hAnsi="Times New Roman" w:cs="Times New Roman"/>
+          <w:bCs/>
+          <w:sz w:val="22"/>
+          <w:szCs w:val="24"/>
+          <w:lang w:eastAsia="en-US"/>
+        </w:rPr>
+        <w:t>AWS</w:t>
+      </w:r>
+      <w:r>
+        <w:rPr>
+          <w:rFonts w:ascii="Times New Roman" w:eastAsia="Times New Roman" w:hAnsi="Times New Roman" w:cs="Times New Roman"/>
+          <w:sz w:val="22"/>
+          <w:szCs w:val="24"/>
+          <w:lang w:eastAsia="en-US"/>
+        </w:rPr>
+        <w:t xml:space="preserve">, </w:t>
+      </w:r>
+      <w:r>
+        <w:rPr>
+          <w:rFonts w:ascii="Times New Roman" w:eastAsia="Times New Roman" w:hAnsi="Times New Roman" w:cs="Times New Roman"/>
+          <w:bCs/>
+          <w:sz w:val="22"/>
+          <w:szCs w:val="24"/>
+          <w:lang w:eastAsia="en-US"/>
+        </w:rPr>
+        <w:t>Azure</w:t>
+      </w:r>
+      <w:r>
+        <w:rPr>
+          <w:rFonts w:ascii="Times New Roman" w:eastAsia="Times New Roman" w:hAnsi="Times New Roman" w:cs="Times New Roman"/>
+          <w:sz w:val="22"/>
+          <w:szCs w:val="24"/>
+          <w:lang w:eastAsia="en-US"/>
+        </w:rPr>
+        <w:t xml:space="preserve">, </w:t>
+      </w:r>
+      <w:r>
+        <w:rPr>
+          <w:rFonts w:ascii="Times New Roman" w:eastAsia="Times New Roman" w:hAnsi="Times New Roman" w:cs="Times New Roman"/>
+          <w:bCs/>
+          <w:sz w:val="22"/>
+          <w:szCs w:val="24"/>
+          <w:lang w:eastAsia="en-US"/>
+        </w:rPr>
+        <w:t>Docker</w:t>
+      </w:r>
+      <w:r>
+        <w:rPr>
+          <w:rFonts w:ascii="Times New Roman" w:eastAsia="Times New Roman" w:hAnsi="Times New Roman" w:cs="Times New Roman"/>
+          <w:sz w:val="22"/>
+          <w:szCs w:val="24"/>
+          <w:lang w:eastAsia="en-US"/>
+        </w:rPr>
+        <w:t xml:space="preserve">, </w:t>
+      </w:r>
+      <w:r>
+        <w:rPr>
+          <w:rFonts w:ascii="Times New Roman" w:eastAsia="Times New Roman" w:hAnsi="Times New Roman" w:cs="Times New Roman"/>
+          <w:bCs/>
+          <w:sz w:val="22"/>
+          <w:szCs w:val="24"/>
+          <w:lang w:eastAsia="en-US"/>
+        </w:rPr>
+        <w:t>Kubernetes</w:t>
+      </w:r>
+      <w:r>
+        <w:rPr>
+          <w:rFonts w:ascii="Times New Roman" w:eastAsia="Times New Roman" w:hAnsi="Times New Roman" w:cs="Times New Roman"/>
+          <w:sz w:val="22"/>
+          <w:szCs w:val="24"/>
+          <w:lang w:eastAsia="en-US"/>
+        </w:rPr>
+        <w:t xml:space="preserve">, </w:t>
+      </w:r>
+      <w:r>
+        <w:rPr>
+          <w:rFonts w:ascii="Times New Roman" w:eastAsia="Times New Roman" w:hAnsi="Times New Roman" w:cs="Times New Roman"/>
+          <w:bCs/>
+          <w:sz w:val="22"/>
+          <w:szCs w:val="24"/>
+          <w:lang w:eastAsia="en-US"/>
+        </w:rPr>
+        <w:t>Terraform</w:t>
+      </w:r>
+      <w:r>
+        <w:rPr>
+          <w:rFonts w:ascii="Times New Roman" w:eastAsia="Times New Roman" w:hAnsi="Times New Roman" w:cs="Times New Roman"/>
+          <w:sz w:val="22"/>
+          <w:szCs w:val="24"/>
+          <w:lang w:eastAsia="en-US"/>
+        </w:rPr>
+        <w:t xml:space="preserve">, </w:t>
+      </w:r>
+      <w:r>
+        <w:rPr>
+          <w:rFonts w:ascii="Times New Roman" w:eastAsia="Times New Roman" w:hAnsi="Times New Roman" w:cs="Times New Roman"/>
+          <w:bCs/>
+          <w:sz w:val="22"/>
+          <w:szCs w:val="24"/>
+          <w:lang w:eastAsia="en-US"/>
+        </w:rPr>
+        <w:t>GitHub Actions</w:t>
+      </w:r>
+      <w:r>
+        <w:rPr>
+          <w:rFonts w:ascii="Times New Roman" w:eastAsia="Times New Roman" w:hAnsi="Times New Roman" w:cs="Times New Roman"/>
+          <w:sz w:val="22"/>
+          <w:szCs w:val="24"/>
+          <w:lang w:eastAsia="en-US"/>
+        </w:rPr>
+        <w:t xml:space="preserve">, </w:t>
       </w:r>
       <w:proofErr w:type="spellStart"/>
       <w:r>
         <w:rPr>
           <w:rFonts w:ascii="Times New Roman" w:eastAsia="Times New Roman" w:hAnsi="Times New Roman" w:cs="Times New Roman"/>
-          <w:b/>
-          <w:bCs/>
-          <w:sz w:val="22"/>
-          <w:szCs w:val="24"/>
-          <w:lang w:eastAsia="en-US"/>
-        </w:rPr>
-        <w:t>DevOps</w:t>
+          <w:bCs/>
+          <w:sz w:val="22"/>
+          <w:szCs w:val="24"/>
+          <w:lang w:eastAsia="en-US"/>
+        </w:rPr>
+        <w:t>GitLab</w:t>
       </w:r>
       <w:proofErr w:type="spellEnd"/>
       <w:r>
         <w:rPr>
           <w:rFonts w:ascii="Times New Roman" w:eastAsia="Times New Roman" w:hAnsi="Times New Roman" w:cs="Times New Roman"/>
-          <w:b/>
-          <w:bCs/>
-          <w:sz w:val="22"/>
-          <w:szCs w:val="24"/>
-          <w:lang w:eastAsia="en-US"/>
-        </w:rPr>
-        <w:t>:</w:t>
-      </w:r>
-      <w:r>
-        <w:rPr>
-          <w:rFonts w:ascii="Times New Roman" w:eastAsia="Times New Roman" w:hAnsi="Times New Roman" w:cs="Times New Roman"/>
-          <w:sz w:val="22"/>
-          <w:szCs w:val="24"/>
-          <w:lang w:eastAsia="en-US"/>
-        </w:rPr>
-        <w:t xml:space="preserve"> </w:t>
-      </w:r>
-      <w:r>
-        <w:rPr>
-          <w:rFonts w:ascii="Times New Roman" w:eastAsia="Times New Roman" w:hAnsi="Times New Roman" w:cs="Times New Roman"/>
-          <w:bCs/>
-          <w:sz w:val="22"/>
-          <w:szCs w:val="24"/>
-          <w:lang w:eastAsia="en-US"/>
-        </w:rPr>
-        <w:t>AWS</w:t>
-      </w:r>
-      <w:r>
-        <w:rPr>
-          <w:rFonts w:ascii="Times New Roman" w:eastAsia="Times New Roman" w:hAnsi="Times New Roman" w:cs="Times New Roman"/>
-          <w:sz w:val="22"/>
-          <w:szCs w:val="24"/>
-          <w:lang w:eastAsia="en-US"/>
-        </w:rPr>
-        <w:t xml:space="preserve">, </w:t>
-      </w:r>
-      <w:r>
-        <w:rPr>
-          <w:rFonts w:ascii="Times New Roman" w:eastAsia="Times New Roman" w:hAnsi="Times New Roman" w:cs="Times New Roman"/>
-          <w:bCs/>
-          <w:sz w:val="22"/>
-          <w:szCs w:val="24"/>
-          <w:lang w:eastAsia="en-US"/>
-        </w:rPr>
-        <w:t>Azure</w:t>
-      </w:r>
-      <w:r>
-        <w:rPr>
-          <w:rFonts w:ascii="Times New Roman" w:eastAsia="Times New Roman" w:hAnsi="Times New Roman" w:cs="Times New Roman"/>
-          <w:sz w:val="22"/>
-          <w:szCs w:val="24"/>
-          <w:lang w:eastAsia="en-US"/>
-        </w:rPr>
-        <w:t xml:space="preserve">, </w:t>
-      </w:r>
-      <w:proofErr w:type="spellStart"/>
-      <w:r>
-        <w:rPr>
-          <w:rFonts w:ascii="Times New Roman" w:eastAsia="Times New Roman" w:hAnsi="Times New Roman" w:cs="Times New Roman"/>
-          <w:bCs/>
-          <w:sz w:val="22"/>
-          <w:szCs w:val="24"/>
-          <w:lang w:eastAsia="en-US"/>
-        </w:rPr>
-        <w:t>Docker</w:t>
-      </w:r>
-      <w:proofErr w:type="spellEnd"/>
-      <w:r>
-        <w:rPr>
-          <w:rFonts w:ascii="Times New Roman" w:eastAsia="Times New Roman" w:hAnsi="Times New Roman" w:cs="Times New Roman"/>
-          <w:sz w:val="22"/>
-          <w:szCs w:val="24"/>
-          <w:lang w:eastAsia="en-US"/>
-        </w:rPr>
-        <w:t xml:space="preserve">, </w:t>
-      </w:r>
-      <w:proofErr w:type="spellStart"/>
-      <w:r>
-        <w:rPr>
-          <w:rFonts w:ascii="Times New Roman" w:eastAsia="Times New Roman" w:hAnsi="Times New Roman" w:cs="Times New Roman"/>
-          <w:bCs/>
-          <w:sz w:val="22"/>
-          <w:szCs w:val="24"/>
-          <w:lang w:eastAsia="en-US"/>
-        </w:rPr>
-        <w:t>Kubernetes</w:t>
-      </w:r>
-      <w:proofErr w:type="spellEnd"/>
-      <w:r>
-        <w:rPr>
-          <w:rFonts w:ascii="Times New Roman" w:eastAsia="Times New Roman" w:hAnsi="Times New Roman" w:cs="Times New Roman"/>
-          <w:sz w:val="22"/>
-          <w:szCs w:val="24"/>
-          <w:lang w:eastAsia="en-US"/>
-        </w:rPr>
-        <w:t xml:space="preserve">, </w:t>
-      </w:r>
-      <w:proofErr w:type="spellStart"/>
-      <w:r>
-        <w:rPr>
-          <w:rFonts w:ascii="Times New Roman" w:eastAsia="Times New Roman" w:hAnsi="Times New Roman" w:cs="Times New Roman"/>
-          <w:bCs/>
-          <w:sz w:val="22"/>
-          <w:szCs w:val="24"/>
-          <w:lang w:eastAsia="en-US"/>
-        </w:rPr>
-        <w:t>Terraform</w:t>
-      </w:r>
-      <w:proofErr w:type="spellEnd"/>
-      <w:r>
-        <w:rPr>
-          <w:rFonts w:ascii="Times New Roman" w:eastAsia="Times New Roman" w:hAnsi="Times New Roman" w:cs="Times New Roman"/>
-          <w:sz w:val="22"/>
-          <w:szCs w:val="24"/>
-          <w:lang w:eastAsia="en-US"/>
-        </w:rPr>
-        <w:t xml:space="preserve">, </w:t>
-      </w:r>
-      <w:proofErr w:type="spellStart"/>
-      <w:r>
-        <w:rPr>
-          <w:rFonts w:ascii="Times New Roman" w:eastAsia="Times New Roman" w:hAnsi="Times New Roman" w:cs="Times New Roman"/>
-          <w:bCs/>
-          <w:sz w:val="22"/>
-          <w:szCs w:val="24"/>
-          <w:lang w:eastAsia="en-US"/>
-        </w:rPr>
-        <w:t>GitHub</w:t>
-      </w:r>
-      <w:proofErr w:type="spellEnd"/>
-      <w:r>
-        <w:rPr>
-          <w:rFonts w:ascii="Times New Roman" w:eastAsia="Times New Roman" w:hAnsi="Times New Roman" w:cs="Times New Roman"/>
-          <w:bCs/>
-          <w:sz w:val="22"/>
-          <w:szCs w:val="24"/>
-          <w:lang w:eastAsia="en-US"/>
-        </w:rPr>
-        <w:t xml:space="preserve"> Actions</w:t>
-      </w:r>
-      <w:r>
-        <w:rPr>
-          <w:rFonts w:ascii="Times New Roman" w:eastAsia="Times New Roman" w:hAnsi="Times New Roman" w:cs="Times New Roman"/>
-          <w:sz w:val="22"/>
-          <w:szCs w:val="24"/>
-          <w:lang w:eastAsia="en-US"/>
-        </w:rPr>
-        <w:t xml:space="preserve">, </w:t>
-      </w:r>
-      <w:proofErr w:type="spellStart"/>
-      <w:r>
-        <w:rPr>
-          <w:rFonts w:ascii="Times New Roman" w:eastAsia="Times New Roman" w:hAnsi="Times New Roman" w:cs="Times New Roman"/>
-          <w:bCs/>
-          <w:sz w:val="22"/>
-          <w:szCs w:val="24"/>
-          <w:lang w:eastAsia="en-US"/>
-        </w:rPr>
-        <w:t>GitLab</w:t>
-      </w:r>
-      <w:proofErr w:type="spellEnd"/>
-      <w:r>
-        <w:rPr>
-          <w:rFonts w:ascii="Times New Roman" w:eastAsia="Times New Roman" w:hAnsi="Times New Roman" w:cs="Times New Roman"/>
           <w:bCs/>
           <w:sz w:val="22"/>
           <w:szCs w:val="24"/>
@@ -1880,7 +1721,6 @@
         </w:rPr>
         <w:t xml:space="preserve">, </w:t>
       </w:r>
-      <w:proofErr w:type="spellStart"/>
       <w:r>
         <w:rPr>
           <w:rFonts w:ascii="Times New Roman" w:eastAsia="Times New Roman" w:hAnsi="Times New Roman" w:cs="Times New Roman"/>
@@ -1891,7 +1731,6 @@
         </w:rPr>
         <w:t>Nginx</w:t>
       </w:r>
-      <w:proofErr w:type="spellEnd"/>
       <w:r>
         <w:rPr>
           <w:rFonts w:ascii="Times New Roman" w:eastAsia="Times New Roman" w:hAnsi="Times New Roman" w:cs="Times New Roman"/>
@@ -1958,29 +1797,16 @@
           <w:lang w:eastAsia="en-US"/>
         </w:rPr>
       </w:pPr>
-      <w:proofErr w:type="spellStart"/>
-      <w:r>
-        <w:rPr>
-          <w:rFonts w:ascii="Times New Roman" w:eastAsia="Times New Roman" w:hAnsi="Times New Roman" w:cs="Times New Roman"/>
-          <w:b/>
-          <w:bCs/>
-          <w:sz w:val="22"/>
-          <w:szCs w:val="24"/>
-          <w:lang w:eastAsia="en-US"/>
-        </w:rPr>
-        <w:t>Observability</w:t>
-      </w:r>
-      <w:proofErr w:type="spellEnd"/>
-      <w:r>
-        <w:rPr>
-          <w:rFonts w:ascii="Times New Roman" w:eastAsia="Times New Roman" w:hAnsi="Times New Roman" w:cs="Times New Roman"/>
-          <w:b/>
-          <w:bCs/>
-          <w:sz w:val="22"/>
-          <w:szCs w:val="24"/>
-          <w:lang w:eastAsia="en-US"/>
-        </w:rPr>
-        <w:t xml:space="preserve"> / Quality / Security:</w:t>
+      <w:r>
+        <w:rPr>
+          <w:rFonts w:ascii="Times New Roman" w:eastAsia="Times New Roman" w:hAnsi="Times New Roman" w:cs="Times New Roman"/>
+          <w:b/>
+          <w:bCs/>
+          <w:sz w:val="22"/>
+          <w:szCs w:val="24"/>
+          <w:lang w:eastAsia="en-US"/>
+        </w:rPr>
+        <w:t>Observability / Quality / Security:</w:t>
       </w:r>
       <w:r>
         <w:rPr>
@@ -2575,7 +2401,6 @@
         </w:rPr>
         <w:t xml:space="preserve">, </w:t>
       </w:r>
-      <w:proofErr w:type="spellStart"/>
       <w:r>
         <w:rPr>
           <w:rFonts w:ascii="Times New Roman" w:eastAsia="Times New Roman" w:hAnsi="Times New Roman" w:cs="Times New Roman"/>
@@ -2587,7 +2412,6 @@
         </w:rPr>
         <w:t>PostgreSQL</w:t>
       </w:r>
-      <w:proofErr w:type="spellEnd"/>
       <w:r>
         <w:rPr>
           <w:rFonts w:ascii="Times New Roman" w:eastAsia="Times New Roman" w:hAnsi="Times New Roman" w:cs="Times New Roman"/>
@@ -3198,27 +3022,7 @@
           <w:szCs w:val="24"/>
           <w:lang w:eastAsia="en-US"/>
         </w:rPr>
-        <w:t xml:space="preserve">Added </w:t>
-      </w:r>
-      <w:proofErr w:type="spellStart"/>
-      <w:r>
-        <w:rPr>
-          <w:rFonts w:ascii="Times New Roman" w:eastAsia="Times New Roman" w:hAnsi="Times New Roman" w:cs="Times New Roman"/>
-          <w:sz w:val="22"/>
-          <w:szCs w:val="24"/>
-          <w:lang w:eastAsia="en-US"/>
-        </w:rPr>
-        <w:t>observability</w:t>
-      </w:r>
-      <w:proofErr w:type="spellEnd"/>
-      <w:r>
-        <w:rPr>
-          <w:rFonts w:ascii="Times New Roman" w:eastAsia="Times New Roman" w:hAnsi="Times New Roman" w:cs="Times New Roman"/>
-          <w:sz w:val="22"/>
-          <w:szCs w:val="24"/>
-          <w:lang w:eastAsia="en-US"/>
-        </w:rPr>
-        <w:t xml:space="preserve"> with </w:t>
+        <w:t xml:space="preserve">Added observability with </w:t>
       </w:r>
       <w:proofErr w:type="spellStart"/>
       <w:r>
@@ -3290,7 +3094,6 @@
         </w:rPr>
         <w:t xml:space="preserve">Supported cloud deployment and environment hardening with </w:t>
       </w:r>
-      <w:proofErr w:type="spellStart"/>
       <w:r>
         <w:rPr>
           <w:rFonts w:ascii="Times New Roman" w:eastAsia="Times New Roman" w:hAnsi="Times New Roman" w:cs="Times New Roman"/>
@@ -3302,17 +3105,15 @@
         </w:rPr>
         <w:t>Docker</w:t>
       </w:r>
-      <w:proofErr w:type="spellEnd"/>
-      <w:r>
-        <w:rPr>
-          <w:rFonts w:ascii="Times New Roman" w:eastAsia="Times New Roman" w:hAnsi="Times New Roman" w:cs="Times New Roman"/>
-          <w:sz w:val="22"/>
-          <w:szCs w:val="24"/>
-          <w:lang w:eastAsia="en-US"/>
-        </w:rPr>
-        <w:t xml:space="preserve">, </w:t>
-      </w:r>
-      <w:proofErr w:type="spellStart"/>
+      <w:r>
+        <w:rPr>
+          <w:rFonts w:ascii="Times New Roman" w:eastAsia="Times New Roman" w:hAnsi="Times New Roman" w:cs="Times New Roman"/>
+          <w:sz w:val="22"/>
+          <w:szCs w:val="24"/>
+          <w:lang w:eastAsia="en-US"/>
+        </w:rPr>
+        <w:t xml:space="preserve">, </w:t>
+      </w:r>
       <w:r>
         <w:rPr>
           <w:rFonts w:ascii="Times New Roman" w:eastAsia="Times New Roman" w:hAnsi="Times New Roman" w:cs="Times New Roman"/>
@@ -3324,7 +3125,6 @@
         </w:rPr>
         <w:t>Kubernetes</w:t>
       </w:r>
-      <w:proofErr w:type="spellEnd"/>
       <w:r>
         <w:rPr>
           <w:rFonts w:ascii="Times New Roman" w:eastAsia="Times New Roman" w:hAnsi="Times New Roman" w:cs="Times New Roman"/>
@@ -3471,7 +3271,36 @@
           <w:szCs w:val="24"/>
           <w:lang w:eastAsia="en-US"/>
         </w:rPr>
-        <w:t xml:space="preserve">full stack </w:t>
+        <w:t>full stack SaaS applications</w:t>
+      </w:r>
+      <w:r>
+        <w:rPr>
+          <w:rFonts w:ascii="Times New Roman" w:eastAsia="Times New Roman" w:hAnsi="Times New Roman" w:cs="Times New Roman"/>
+          <w:sz w:val="22"/>
+          <w:szCs w:val="24"/>
+          <w:lang w:eastAsia="en-US"/>
+        </w:rPr>
+        <w:t xml:space="preserve"> using </w:t>
+      </w:r>
+      <w:r>
+        <w:rPr>
+          <w:rFonts w:ascii="Times New Roman" w:eastAsia="Times New Roman" w:hAnsi="Times New Roman" w:cs="Times New Roman"/>
+          <w:b/>
+          <w:bCs/>
+          <w:sz w:val="22"/>
+          <w:szCs w:val="24"/>
+          <w:lang w:eastAsia="en-US"/>
+        </w:rPr>
+        <w:t>React 17</w:t>
+      </w:r>
+      <w:r>
+        <w:rPr>
+          <w:rFonts w:ascii="Times New Roman" w:eastAsia="Times New Roman" w:hAnsi="Times New Roman" w:cs="Times New Roman"/>
+          <w:sz w:val="22"/>
+          <w:szCs w:val="24"/>
+          <w:lang w:eastAsia="en-US"/>
+        </w:rPr>
+        <w:t xml:space="preserve">, </w:t>
       </w:r>
       <w:proofErr w:type="spellStart"/>
       <w:r>
@@ -3483,7 +3312,7 @@
           <w:szCs w:val="24"/>
           <w:lang w:eastAsia="en-US"/>
         </w:rPr>
-        <w:t>SaaS</w:t>
+        <w:t>TypeScript</w:t>
       </w:r>
       <w:proofErr w:type="spellEnd"/>
       <w:r>
@@ -3495,59 +3324,6 @@
           <w:szCs w:val="24"/>
           <w:lang w:eastAsia="en-US"/>
         </w:rPr>
-        <w:t xml:space="preserve"> applications</w:t>
-      </w:r>
-      <w:r>
-        <w:rPr>
-          <w:rFonts w:ascii="Times New Roman" w:eastAsia="Times New Roman" w:hAnsi="Times New Roman" w:cs="Times New Roman"/>
-          <w:sz w:val="22"/>
-          <w:szCs w:val="24"/>
-          <w:lang w:eastAsia="en-US"/>
-        </w:rPr>
-        <w:t xml:space="preserve"> using </w:t>
-      </w:r>
-      <w:r>
-        <w:rPr>
-          <w:rFonts w:ascii="Times New Roman" w:eastAsia="Times New Roman" w:hAnsi="Times New Roman" w:cs="Times New Roman"/>
-          <w:b/>
-          <w:bCs/>
-          <w:sz w:val="22"/>
-          <w:szCs w:val="24"/>
-          <w:lang w:eastAsia="en-US"/>
-        </w:rPr>
-        <w:t>React 17</w:t>
-      </w:r>
-      <w:r>
-        <w:rPr>
-          <w:rFonts w:ascii="Times New Roman" w:eastAsia="Times New Roman" w:hAnsi="Times New Roman" w:cs="Times New Roman"/>
-          <w:sz w:val="22"/>
-          <w:szCs w:val="24"/>
-          <w:lang w:eastAsia="en-US"/>
-        </w:rPr>
-        <w:t xml:space="preserve">, </w:t>
-      </w:r>
-      <w:proofErr w:type="spellStart"/>
-      <w:r>
-        <w:rPr>
-          <w:rFonts w:ascii="Times New Roman" w:eastAsia="Times New Roman" w:hAnsi="Times New Roman" w:cs="Times New Roman"/>
-          <w:b/>
-          <w:bCs/>
-          <w:sz w:val="22"/>
-          <w:szCs w:val="24"/>
-          <w:lang w:eastAsia="en-US"/>
-        </w:rPr>
-        <w:t>TypeScript</w:t>
-      </w:r>
-      <w:proofErr w:type="spellEnd"/>
-      <w:r>
-        <w:rPr>
-          <w:rFonts w:ascii="Times New Roman" w:eastAsia="Times New Roman" w:hAnsi="Times New Roman" w:cs="Times New Roman"/>
-          <w:b/>
-          <w:bCs/>
-          <w:sz w:val="22"/>
-          <w:szCs w:val="24"/>
-          <w:lang w:eastAsia="en-US"/>
-        </w:rPr>
         <w:t xml:space="preserve"> 4</w:t>
       </w:r>
       <w:r>
@@ -3579,7 +3355,6 @@
         </w:rPr>
         <w:t xml:space="preserve">, and </w:t>
       </w:r>
-      <w:proofErr w:type="spellStart"/>
       <w:r>
         <w:rPr>
           <w:rFonts w:ascii="Times New Roman" w:eastAsia="Times New Roman" w:hAnsi="Times New Roman" w:cs="Times New Roman"/>
@@ -3591,7 +3366,6 @@
         </w:rPr>
         <w:t>PostgreSQL</w:t>
       </w:r>
-      <w:proofErr w:type="spellEnd"/>
       <w:r>
         <w:rPr>
           <w:rFonts w:ascii="Times New Roman" w:eastAsia="Times New Roman" w:hAnsi="Times New Roman" w:cs="Times New Roman"/>
@@ -4518,7 +4292,6 @@
         </w:rPr>
         <w:t xml:space="preserve">Contributed to deployment automation with </w:t>
       </w:r>
-      <w:proofErr w:type="spellStart"/>
       <w:r>
         <w:rPr>
           <w:rStyle w:val="Strong"/>
@@ -4526,7 +4299,6 @@
         </w:rPr>
         <w:t>Docker</w:t>
       </w:r>
-      <w:proofErr w:type="spellEnd"/>
       <w:r>
         <w:rPr>
           <w:sz w:val="22"/>
@@ -4663,7 +4435,6 @@
         </w:rPr>
         <w:t xml:space="preserve">, </w:t>
       </w:r>
-      <w:proofErr w:type="spellStart"/>
       <w:r>
         <w:rPr>
           <w:rStyle w:val="Strong"/>
@@ -4671,14 +4442,12 @@
         </w:rPr>
         <w:t>jQuery</w:t>
       </w:r>
-      <w:proofErr w:type="spellEnd"/>
-      <w:r>
-        <w:rPr>
-          <w:sz w:val="22"/>
-        </w:rPr>
-        <w:t xml:space="preserve">, </w:t>
-      </w:r>
-      <w:proofErr w:type="spellStart"/>
+      <w:r>
+        <w:rPr>
+          <w:sz w:val="22"/>
+        </w:rPr>
+        <w:t xml:space="preserve">, </w:t>
+      </w:r>
       <w:r>
         <w:rPr>
           <w:rStyle w:val="Strong"/>
@@ -4686,7 +4455,6 @@
         </w:rPr>
         <w:t>AngularJS</w:t>
       </w:r>
-      <w:proofErr w:type="spellEnd"/>
       <w:r>
         <w:rPr>
           <w:sz w:val="22"/>
@@ -5161,8 +4929,6 @@
         </w:rPr>
         <w:t>AWS Certified Cloud Practitioner</w:t>
       </w:r>
-      <w:bookmarkStart w:id="0" w:name="_GoBack"/>
-      <w:bookmarkEnd w:id="0"/>
     </w:p>
     <w:p>
       <w:pPr>
@@ -5246,7 +5012,6 @@
           <w:lang w:eastAsia="en-US"/>
         </w:rPr>
       </w:pPr>
-      <w:proofErr w:type="spellStart"/>
       <w:r>
         <w:rPr>
           <w:rFonts w:ascii="Times New Roman" w:eastAsia="Times New Roman" w:hAnsi="Times New Roman" w:cs="Times New Roman"/>
@@ -5256,43 +5021,7 @@
           <w:szCs w:val="24"/>
           <w:lang w:eastAsia="en-US"/>
         </w:rPr>
-        <w:t>Docker</w:t>
-      </w:r>
-      <w:proofErr w:type="spellEnd"/>
-      <w:r>
-        <w:rPr>
-          <w:rFonts w:ascii="Times New Roman" w:eastAsia="Times New Roman" w:hAnsi="Times New Roman" w:cs="Times New Roman"/>
-          <w:b/>
-          <w:bCs/>
-          <w:sz w:val="24"/>
-          <w:szCs w:val="24"/>
-          <w:lang w:eastAsia="en-US"/>
-        </w:rPr>
-        <w:t xml:space="preserve"> &amp; </w:t>
-      </w:r>
-      <w:proofErr w:type="spellStart"/>
-      <w:r>
-        <w:rPr>
-          <w:rFonts w:ascii="Times New Roman" w:eastAsia="Times New Roman" w:hAnsi="Times New Roman" w:cs="Times New Roman"/>
-          <w:b/>
-          <w:bCs/>
-          <w:sz w:val="24"/>
-          <w:szCs w:val="24"/>
-          <w:lang w:eastAsia="en-US"/>
-        </w:rPr>
-        <w:t>Kubernetes</w:t>
-      </w:r>
-      <w:proofErr w:type="spellEnd"/>
-      <w:r>
-        <w:rPr>
-          <w:rFonts w:ascii="Times New Roman" w:eastAsia="Times New Roman" w:hAnsi="Times New Roman" w:cs="Times New Roman"/>
-          <w:b/>
-          <w:bCs/>
-          <w:sz w:val="24"/>
-          <w:szCs w:val="24"/>
-          <w:lang w:eastAsia="en-US"/>
-        </w:rPr>
-        <w:t xml:space="preserve"> Foundations Certificate</w:t>
+        <w:t>Docker &amp; Kubernetes Foundations Certificate</w:t>
       </w:r>
     </w:p>
     <w:p>
@@ -6432,7 +6161,6 @@
       <w:jc w:val="both"/>
     </w:pPr>
     <w:tblPr>
-      <w:tblInd w:w="0" w:type="dxa"/>
       <w:tblBorders>
         <w:top w:val="single" w:sz="4" w:space="0" w:color="auto"/>
         <w:left w:val="single" w:sz="4" w:space="0" w:color="auto"/>
@@ -6441,12 +6169,6 @@
         <w:insideH w:val="single" w:sz="4" w:space="0" w:color="auto"/>
         <w:insideV w:val="single" w:sz="4" w:space="0" w:color="auto"/>
       </w:tblBorders>
-      <w:tblCellMar>
-        <w:top w:w="0" w:type="dxa"/>
-        <w:left w:w="108" w:type="dxa"/>
-        <w:bottom w:w="0" w:type="dxa"/>
-        <w:right w:w="108" w:type="dxa"/>
-      </w:tblCellMar>
     </w:tblPr>
   </w:style>
   <w:style w:type="character" w:customStyle="1" w:styleId="NormalWebChar">
@@ -6758,7 +6480,6 @@
       <w:jc w:val="both"/>
     </w:pPr>
     <w:tblPr>
-      <w:tblInd w:w="0" w:type="dxa"/>
       <w:tblBorders>
         <w:top w:val="single" w:sz="4" w:space="0" w:color="auto"/>
         <w:left w:val="single" w:sz="4" w:space="0" w:color="auto"/>
@@ -6767,12 +6488,6 @@
         <w:insideH w:val="single" w:sz="4" w:space="0" w:color="auto"/>
         <w:insideV w:val="single" w:sz="4" w:space="0" w:color="auto"/>
       </w:tblBorders>
-      <w:tblCellMar>
-        <w:top w:w="0" w:type="dxa"/>
-        <w:left w:w="108" w:type="dxa"/>
-        <w:bottom w:w="0" w:type="dxa"/>
-        <w:right w:w="108" w:type="dxa"/>
-      </w:tblCellMar>
     </w:tblPr>
   </w:style>
   <w:style w:type="character" w:customStyle="1" w:styleId="NormalWebChar">

--- a/Gabriel/AI Fullstack/GABRIEL POPA.docx
+++ b/Gabriel/AI Fullstack/GABRIEL POPA.docx
@@ -108,8 +108,6 @@
         </w:rPr>
         <w:t>, Romania | +40 764309991 | gabrielpdev@outlook.com | https://www.linkedin.com/in/gabriel-popa-12890b414/</w:t>
       </w:r>
-      <w:bookmarkStart w:id="0" w:name="_GoBack"/>
-      <w:bookmarkEnd w:id="0"/>
     </w:p>
     <w:p>
       <w:pPr>
@@ -2161,8 +2159,10 @@
           <w:sz w:val="22"/>
           <w:szCs w:val="28"/>
         </w:rPr>
-        <w:t xml:space="preserve">2024 – </w:t>
-      </w:r>
+        <w:t xml:space="preserve"> </w:t>
+      </w:r>
+      <w:bookmarkStart w:id="0" w:name="_GoBack"/>
+      <w:bookmarkEnd w:id="0"/>
       <w:r>
         <w:rPr>
           <w:rFonts w:asciiTheme="majorBidi" w:hAnsiTheme="majorBidi" w:cstheme="majorBidi"/>
@@ -2170,7 +2170,25 @@
           <w:sz w:val="22"/>
           <w:szCs w:val="28"/>
         </w:rPr>
-        <w:t>Dec 2025)</w:t>
+        <w:t xml:space="preserve">2024 – </w:t>
+      </w:r>
+      <w:r>
+        <w:rPr>
+          <w:rFonts w:asciiTheme="majorBidi" w:hAnsiTheme="majorBidi" w:cstheme="majorBidi"/>
+          <w:i/>
+          <w:sz w:val="22"/>
+          <w:szCs w:val="28"/>
+        </w:rPr>
+        <w:t>May 2026</w:t>
+      </w:r>
+      <w:r>
+        <w:rPr>
+          <w:rFonts w:asciiTheme="majorBidi" w:hAnsiTheme="majorBidi" w:cstheme="majorBidi"/>
+          <w:i/>
+          <w:sz w:val="22"/>
+          <w:szCs w:val="28"/>
+        </w:rPr>
+        <w:t>)</w:t>
       </w:r>
     </w:p>
     <w:p>
@@ -3950,7 +3968,7 @@
           <w:sz w:val="22"/>
           <w:szCs w:val="28"/>
         </w:rPr>
-        <w:t>Sept</w:t>
+        <w:t>Sep</w:t>
       </w:r>
       <w:r>
         <w:rPr>
